--- a/Paper/JAMIA/doc_files/SF2_Average_Silhouette_Score_Cluster.docx
+++ b/Paper/JAMIA/doc_files/SF2_Average_Silhouette_Score_Cluster.docx
@@ -81,7 +81,7 @@
           <w:sz w:val="23"/>
           <w:szCs w:val="23"/>
         </w:rPr>
-        <w:t>2</w:t>
+        <w:t>F2</w:t>
       </w:r>
       <w:r>
         <w:rPr>
